--- a/BucStop_Webapp/Docs/Running Locally.docx
+++ b/BucStop_Webapp/Docs/Running Locally.docx
@@ -2110,12 +2110,208 @@
     </w:p>
     <w:p>
       <w:pPr>
+        <w:tabs>
+          <w:tab w:val="left" w:pos="820"/>
+        </w:tabs>
         <w:spacing w:line="480" w:lineRule="auto"/>
+        <w:ind w:right="198"/>
+      </w:pPr>
+    </w:p>
+    <w:p>
+      <w:pPr>
+        <w:tabs>
+          <w:tab w:val="left" w:pos="820"/>
+        </w:tabs>
+        <w:spacing w:line="480" w:lineRule="auto"/>
+        <w:ind w:right="198"/>
+      </w:pPr>
+    </w:p>
+    <w:p>
+      <w:pPr>
+        <w:tabs>
+          <w:tab w:val="left" w:pos="820"/>
+        </w:tabs>
+        <w:spacing w:line="480" w:lineRule="auto"/>
+        <w:ind w:right="198"/>
+      </w:pPr>
+    </w:p>
+    <w:p>
+      <w:pPr>
+        <w:tabs>
+          <w:tab w:val="left" w:pos="820"/>
+        </w:tabs>
+        <w:spacing w:line="480" w:lineRule="auto"/>
+        <w:ind w:right="198"/>
         <w:sectPr>
           <w:pgSz w:w="12240" w:h="15840"/>
           <w:pgMar w:top="1360" w:right="1400" w:bottom="280" w:left="1340" w:header="720" w:footer="720" w:gutter="0"/>
           <w:cols w:space="720"/>
         </w:sectPr>
+      </w:pPr>
+    </w:p>
+    <w:p>
+      <w:pPr>
+        <w:pStyle w:val="ListParagraph"/>
+        <w:numPr>
+          <w:ilvl w:val="0"/>
+          <w:numId w:val="1"/>
+        </w:numPr>
+        <w:tabs>
+          <w:tab w:val="left" w:pos="1539"/>
+        </w:tabs>
+      </w:pPr>
+      <w:r>
+        <w:lastRenderedPageBreak/>
+        <w:t xml:space="preserve">This project now utilizes a Docker Compose file. Navigate to the webapp directory containing </w:t>
+      </w:r>
+      <w:r>
+        <w:t>docker-</w:t>
+      </w:r>
+      <w:proofErr w:type="spellStart"/>
+      <w:r>
+        <w:t>compose.yml</w:t>
+      </w:r>
+      <w:proofErr w:type="spellEnd"/>
+      <w:r>
+        <w:t xml:space="preserve"> and</w:t>
+      </w:r>
+      <w:r>
+        <w:t xml:space="preserve"> open this directory in your Terminal. </w:t>
+      </w:r>
+    </w:p>
+    <w:p>
+      <w:pPr>
+        <w:tabs>
+          <w:tab w:val="left" w:pos="1539"/>
+        </w:tabs>
+      </w:pPr>
+    </w:p>
+    <w:p>
+      <w:pPr>
+        <w:pStyle w:val="ListParagraph"/>
+        <w:numPr>
+          <w:ilvl w:val="0"/>
+          <w:numId w:val="1"/>
+        </w:numPr>
+        <w:tabs>
+          <w:tab w:val="left" w:pos="1539"/>
+        </w:tabs>
+      </w:pPr>
+      <w:r>
+        <w:t>First Time Setup:</w:t>
+      </w:r>
+    </w:p>
+    <w:p>
+      <w:pPr>
+        <w:pStyle w:val="ListParagraph"/>
+      </w:pPr>
+    </w:p>
+    <w:p>
+      <w:pPr>
+        <w:pStyle w:val="ListParagraph"/>
+        <w:numPr>
+          <w:ilvl w:val="1"/>
+          <w:numId w:val="1"/>
+        </w:numPr>
+        <w:tabs>
+          <w:tab w:val="left" w:pos="1539"/>
+        </w:tabs>
+      </w:pPr>
+      <w:r>
+        <w:t xml:space="preserve">The first time you are building the environment with </w:t>
+      </w:r>
+      <w:r>
+        <w:t>image, container and volume, you will first need to run “</w:t>
+      </w:r>
+      <w:r>
+        <w:t xml:space="preserve">docker volume create </w:t>
+      </w:r>
+      <w:proofErr w:type="spellStart"/>
+      <w:r>
+        <w:t>bucstop_json_data</w:t>
+      </w:r>
+      <w:proofErr w:type="spellEnd"/>
+      <w:r>
+        <w:t>”. After running this, run “</w:t>
+      </w:r>
+      <w:r>
+        <w:t xml:space="preserve">docker compose up -d </w:t>
+      </w:r>
+      <w:r>
+        <w:t>–</w:t>
+      </w:r>
+      <w:r>
+        <w:t>build</w:t>
+      </w:r>
+      <w:r>
+        <w:t>”.</w:t>
+      </w:r>
+    </w:p>
+    <w:p>
+      <w:pPr>
+        <w:tabs>
+          <w:tab w:val="left" w:pos="1539"/>
+        </w:tabs>
+      </w:pPr>
+    </w:p>
+    <w:p>
+      <w:pPr>
+        <w:pStyle w:val="ListParagraph"/>
+        <w:numPr>
+          <w:ilvl w:val="0"/>
+          <w:numId w:val="1"/>
+        </w:numPr>
+        <w:tabs>
+          <w:tab w:val="left" w:pos="1539"/>
+        </w:tabs>
+      </w:pPr>
+      <w:r>
+        <w:t>Weekly Rebuild:</w:t>
+      </w:r>
+    </w:p>
+    <w:p>
+      <w:pPr>
+        <w:pStyle w:val="ListParagraph"/>
+        <w:numPr>
+          <w:ilvl w:val="1"/>
+          <w:numId w:val="1"/>
+        </w:numPr>
+        <w:tabs>
+          <w:tab w:val="left" w:pos="1539"/>
+        </w:tabs>
+      </w:pPr>
+      <w:r>
+        <w:t>To rebuild weekly with the newest build, but not lose data in Docker Volume, navigate to directory with docker-</w:t>
+      </w:r>
+      <w:proofErr w:type="spellStart"/>
+      <w:r>
+        <w:t>compose.yml</w:t>
+      </w:r>
+      <w:proofErr w:type="spellEnd"/>
+      <w:r>
+        <w:t xml:space="preserve"> in terminal, and run “</w:t>
+      </w:r>
+      <w:r>
+        <w:t xml:space="preserve">docker compose up -d </w:t>
+      </w:r>
+      <w:r>
+        <w:t>–</w:t>
+      </w:r>
+      <w:r>
+        <w:t>build</w:t>
+      </w:r>
+      <w:r>
+        <w:t>”</w:t>
+      </w:r>
+    </w:p>
+    <w:p>
+      <w:pPr>
+        <w:pStyle w:val="BodyText"/>
+        <w:spacing w:before="62"/>
+        <w:rPr>
+          <w:rFonts w:ascii="Courier New"/>
+          <w:sz w:val="24"/>
+        </w:rPr>
       </w:pPr>
     </w:p>
     <w:p>
@@ -2127,142 +2323,165 @@
         </w:numPr>
         <w:tabs>
           <w:tab w:val="left" w:pos="818"/>
+        </w:tabs>
+        <w:ind w:left="818" w:hanging="358"/>
+        <w:rPr>
+          <w:color w:val="16181F"/>
+        </w:rPr>
+      </w:pPr>
+      <w:r>
+        <w:rPr>
+          <w:color w:val="16181F"/>
+        </w:rPr>
+        <w:t>Go</w:t>
+      </w:r>
+      <w:r>
+        <w:rPr>
+          <w:color w:val="16181F"/>
+          <w:spacing w:val="-4"/>
+        </w:rPr>
+        <w:t xml:space="preserve"> </w:t>
+      </w:r>
+      <w:r>
+        <w:rPr>
+          <w:color w:val="16181F"/>
+        </w:rPr>
+        <w:t>to</w:t>
+      </w:r>
+      <w:r>
+        <w:rPr>
+          <w:color w:val="16181F"/>
+          <w:spacing w:val="-3"/>
+        </w:rPr>
+        <w:t xml:space="preserve"> </w:t>
+      </w:r>
+      <w:r>
+        <w:rPr>
+          <w:color w:val="16181F"/>
+        </w:rPr>
+        <w:t>the</w:t>
+      </w:r>
+      <w:r>
+        <w:rPr>
+          <w:color w:val="16181F"/>
+          <w:spacing w:val="-1"/>
+        </w:rPr>
+        <w:t xml:space="preserve"> </w:t>
+      </w:r>
+      <w:r>
+        <w:rPr>
+          <w:color w:val="16181F"/>
+        </w:rPr>
+        <w:t>URL</w:t>
+      </w:r>
+      <w:r>
+        <w:rPr>
+          <w:color w:val="16181F"/>
+          <w:spacing w:val="-3"/>
+        </w:rPr>
+        <w:t xml:space="preserve"> </w:t>
+      </w:r>
+      <w:r>
+        <w:rPr>
+          <w:color w:val="16181F"/>
+        </w:rPr>
+        <w:t>in</w:t>
+      </w:r>
+      <w:r>
+        <w:rPr>
+          <w:color w:val="16181F"/>
+          <w:spacing w:val="-1"/>
+        </w:rPr>
+        <w:t xml:space="preserve"> </w:t>
+      </w:r>
+      <w:r>
+        <w:rPr>
+          <w:color w:val="16181F"/>
+        </w:rPr>
+        <w:t xml:space="preserve">a </w:t>
+      </w:r>
+      <w:r>
+        <w:rPr>
+          <w:color w:val="16181F"/>
+          <w:spacing w:val="-2"/>
+        </w:rPr>
+        <w:t>browser</w:t>
+      </w:r>
+    </w:p>
+    <w:p>
+      <w:pPr>
+        <w:pStyle w:val="BodyText"/>
+        <w:spacing w:before="35"/>
+        <w:rPr>
+          <w:sz w:val="24"/>
+        </w:rPr>
+      </w:pPr>
+    </w:p>
+    <w:p>
+      <w:pPr>
+        <w:pStyle w:val="ListParagraph"/>
+        <w:numPr>
+          <w:ilvl w:val="1"/>
+          <w:numId w:val="1"/>
+        </w:numPr>
+        <w:tabs>
+          <w:tab w:val="left" w:pos="1538"/>
+        </w:tabs>
+        <w:ind w:left="1538" w:hanging="358"/>
+        <w:rPr>
+          <w:color w:val="16181F"/>
+        </w:rPr>
+      </w:pPr>
+      <w:hyperlink r:id="rId7" w:history="1">
+        <w:r>
+          <w:rPr>
+            <w:rStyle w:val="Hyperlink"/>
+            <w:rFonts w:ascii="Courier New"/>
+            <w:spacing w:val="-2"/>
+            <w:sz w:val="24"/>
+            <w:shd w:val="clear" w:color="auto" w:fill="F8F8F8"/>
+          </w:rPr>
+          <w:t>http://localhost:8080</w:t>
+        </w:r>
+      </w:hyperlink>
+    </w:p>
+    <w:p>
+      <w:pPr>
+        <w:pStyle w:val="ListParagraph"/>
+        <w:tabs>
+          <w:tab w:val="left" w:pos="1538"/>
+        </w:tabs>
+        <w:ind w:firstLine="0"/>
+        <w:rPr>
+          <w:rFonts w:ascii="Courier New"/>
+          <w:color w:val="16181F"/>
+          <w:spacing w:val="-2"/>
+          <w:sz w:val="24"/>
+          <w:shd w:val="clear" w:color="auto" w:fill="F8F8F8"/>
+        </w:rPr>
+      </w:pPr>
+    </w:p>
+    <w:p>
+      <w:pPr>
+        <w:pStyle w:val="ListParagraph"/>
+        <w:numPr>
+          <w:ilvl w:val="0"/>
+          <w:numId w:val="1"/>
+        </w:numPr>
+      </w:pPr>
+      <w:r>
+        <w:t>If needed for rollback or other reasons, below are the commands to manually build the image and launch the container inside of Docker:</w:t>
+      </w:r>
+    </w:p>
+    <w:p>
+      <w:pPr>
+        <w:tabs>
+          <w:tab w:val="left" w:pos="818"/>
           <w:tab w:val="left" w:pos="820"/>
         </w:tabs>
         <w:spacing w:before="83" w:line="480" w:lineRule="auto"/>
         <w:ind w:right="437"/>
       </w:pPr>
-      <w:r>
-        <w:lastRenderedPageBreak/>
-        <w:t>Build</w:t>
-      </w:r>
-      <w:r>
-        <w:rPr>
-          <w:spacing w:val="-3"/>
-        </w:rPr>
-        <w:t xml:space="preserve"> </w:t>
-      </w:r>
-      <w:r>
-        <w:t>a</w:t>
-      </w:r>
-      <w:r>
-        <w:rPr>
-          <w:spacing w:val="-2"/>
-        </w:rPr>
-        <w:t xml:space="preserve"> </w:t>
-      </w:r>
-      <w:r>
-        <w:t>new</w:t>
-      </w:r>
-      <w:r>
-        <w:rPr>
-          <w:spacing w:val="-3"/>
-        </w:rPr>
-        <w:t xml:space="preserve"> </w:t>
-      </w:r>
-      <w:r>
-        <w:t>updated</w:t>
-      </w:r>
-      <w:r>
-        <w:rPr>
-          <w:spacing w:val="-5"/>
-        </w:rPr>
-        <w:t xml:space="preserve"> </w:t>
-      </w:r>
-      <w:r>
-        <w:t>Docker</w:t>
-      </w:r>
-      <w:r>
-        <w:rPr>
-          <w:spacing w:val="-2"/>
-        </w:rPr>
-        <w:t xml:space="preserve"> </w:t>
-      </w:r>
-      <w:r>
-        <w:t>image</w:t>
-      </w:r>
-      <w:r>
-        <w:rPr>
-          <w:spacing w:val="-5"/>
-        </w:rPr>
-        <w:t xml:space="preserve"> </w:t>
-      </w:r>
-      <w:r>
-        <w:t>locally</w:t>
-      </w:r>
-      <w:r>
-        <w:rPr>
-          <w:spacing w:val="-2"/>
-        </w:rPr>
-        <w:t xml:space="preserve"> </w:t>
-      </w:r>
-      <w:r>
-        <w:t>(run</w:t>
-      </w:r>
-      <w:r>
-        <w:rPr>
-          <w:spacing w:val="-5"/>
-        </w:rPr>
-        <w:t xml:space="preserve"> </w:t>
-      </w:r>
-      <w:r>
-        <w:t>the</w:t>
-      </w:r>
-      <w:r>
-        <w:rPr>
-          <w:spacing w:val="-3"/>
-        </w:rPr>
-        <w:t xml:space="preserve"> </w:t>
-      </w:r>
-      <w:r>
-        <w:t>command</w:t>
-      </w:r>
-      <w:r>
-        <w:rPr>
-          <w:spacing w:val="-5"/>
-        </w:rPr>
-        <w:t xml:space="preserve"> </w:t>
-      </w:r>
-      <w:r>
-        <w:t>in</w:t>
-      </w:r>
-      <w:r>
-        <w:rPr>
-          <w:spacing w:val="-3"/>
-        </w:rPr>
-        <w:t xml:space="preserve"> </w:t>
-      </w:r>
-      <w:r>
-        <w:t>the</w:t>
-      </w:r>
-      <w:r>
-        <w:rPr>
-          <w:spacing w:val="-5"/>
-        </w:rPr>
-        <w:t xml:space="preserve"> </w:t>
-      </w:r>
-      <w:r>
-        <w:t>application’s</w:t>
-      </w:r>
-      <w:r>
-        <w:rPr>
-          <w:spacing w:val="-2"/>
-        </w:rPr>
-        <w:t xml:space="preserve"> </w:t>
-      </w:r>
-      <w:r>
-        <w:t xml:space="preserve">root folder and </w:t>
-      </w:r>
-      <w:r>
-        <w:rPr>
-          <w:b/>
-          <w:color w:val="16181F"/>
-        </w:rPr>
-        <w:t>DON'T FORGET THE ‘.’</w:t>
-      </w:r>
-      <w:r>
-        <w:t>)</w:t>
-      </w:r>
     </w:p>
     <w:p>
       <w:pPr>
@@ -3566,15 +3785,27 @@
           <w:color w:val="16181F"/>
         </w:rPr>
       </w:pPr>
-      <w:r>
-        <w:rPr>
-          <w:rFonts w:ascii="Courier New"/>
-          <w:color w:val="16181F"/>
-          <w:spacing w:val="-2"/>
-          <w:sz w:val="24"/>
-          <w:shd w:val="clear" w:color="auto" w:fill="F8F8F8"/>
-        </w:rPr>
-        <w:t>http://localhost:8080</w:t>
+      <w:hyperlink r:id="rId8" w:history="1">
+        <w:r>
+          <w:rPr>
+            <w:rStyle w:val="Hyperlink"/>
+            <w:rFonts w:ascii="Courier New"/>
+            <w:spacing w:val="-2"/>
+            <w:sz w:val="24"/>
+            <w:shd w:val="clear" w:color="auto" w:fill="F8F8F8"/>
+          </w:rPr>
+          <w:t>http://localhost:8080</w:t>
+        </w:r>
+      </w:hyperlink>
+      <w:r>
+        <w:rPr>
+          <w:rFonts w:ascii="Courier New"/>
+          <w:color w:val="16181F"/>
+          <w:spacing w:val="-2"/>
+          <w:sz w:val="24"/>
+          <w:shd w:val="clear" w:color="auto" w:fill="F8F8F8"/>
+        </w:rPr>
+        <w:t xml:space="preserve"> </w:t>
       </w:r>
     </w:p>
     <w:sectPr>
@@ -3714,6 +3945,95 @@
     </w:lvl>
   </w:abstractNum>
   <w:abstractNum w:abstractNumId="1" w15:restartNumberingAfterBreak="0">
+    <w:nsid w:val="6D0D624D"/>
+    <w:multiLevelType w:val="hybridMultilevel"/>
+    <w:tmpl w:val="B5E49588"/>
+    <w:lvl w:ilvl="0" w:tplc="9A96DC80">
+      <w:start w:val="1"/>
+      <w:numFmt w:val="decimal"/>
+      <w:lvlText w:val="%1."/>
+      <w:lvlJc w:val="left"/>
+      <w:pPr>
+        <w:ind w:left="1180" w:hanging="360"/>
+      </w:pPr>
+      <w:rPr>
+        <w:rFonts w:hint="default"/>
+      </w:rPr>
+    </w:lvl>
+    <w:lvl w:ilvl="1" w:tplc="04090019" w:tentative="1">
+      <w:start w:val="1"/>
+      <w:numFmt w:val="lowerLetter"/>
+      <w:lvlText w:val="%2."/>
+      <w:lvlJc w:val="left"/>
+      <w:pPr>
+        <w:ind w:left="1900" w:hanging="360"/>
+      </w:pPr>
+    </w:lvl>
+    <w:lvl w:ilvl="2" w:tplc="0409001B" w:tentative="1">
+      <w:start w:val="1"/>
+      <w:numFmt w:val="lowerRoman"/>
+      <w:lvlText w:val="%3."/>
+      <w:lvlJc w:val="right"/>
+      <w:pPr>
+        <w:ind w:left="2620" w:hanging="180"/>
+      </w:pPr>
+    </w:lvl>
+    <w:lvl w:ilvl="3" w:tplc="0409000F" w:tentative="1">
+      <w:start w:val="1"/>
+      <w:numFmt w:val="decimal"/>
+      <w:lvlText w:val="%4."/>
+      <w:lvlJc w:val="left"/>
+      <w:pPr>
+        <w:ind w:left="3340" w:hanging="360"/>
+      </w:pPr>
+    </w:lvl>
+    <w:lvl w:ilvl="4" w:tplc="04090019" w:tentative="1">
+      <w:start w:val="1"/>
+      <w:numFmt w:val="lowerLetter"/>
+      <w:lvlText w:val="%5."/>
+      <w:lvlJc w:val="left"/>
+      <w:pPr>
+        <w:ind w:left="4060" w:hanging="360"/>
+      </w:pPr>
+    </w:lvl>
+    <w:lvl w:ilvl="5" w:tplc="0409001B" w:tentative="1">
+      <w:start w:val="1"/>
+      <w:numFmt w:val="lowerRoman"/>
+      <w:lvlText w:val="%6."/>
+      <w:lvlJc w:val="right"/>
+      <w:pPr>
+        <w:ind w:left="4780" w:hanging="180"/>
+      </w:pPr>
+    </w:lvl>
+    <w:lvl w:ilvl="6" w:tplc="0409000F" w:tentative="1">
+      <w:start w:val="1"/>
+      <w:numFmt w:val="decimal"/>
+      <w:lvlText w:val="%7."/>
+      <w:lvlJc w:val="left"/>
+      <w:pPr>
+        <w:ind w:left="5500" w:hanging="360"/>
+      </w:pPr>
+    </w:lvl>
+    <w:lvl w:ilvl="7" w:tplc="04090019" w:tentative="1">
+      <w:start w:val="1"/>
+      <w:numFmt w:val="lowerLetter"/>
+      <w:lvlText w:val="%8."/>
+      <w:lvlJc w:val="left"/>
+      <w:pPr>
+        <w:ind w:left="6220" w:hanging="360"/>
+      </w:pPr>
+    </w:lvl>
+    <w:lvl w:ilvl="8" w:tplc="0409001B" w:tentative="1">
+      <w:start w:val="1"/>
+      <w:numFmt w:val="lowerRoman"/>
+      <w:lvlText w:val="%9."/>
+      <w:lvlJc w:val="right"/>
+      <w:pPr>
+        <w:ind w:left="6940" w:hanging="180"/>
+      </w:pPr>
+    </w:lvl>
+  </w:abstractNum>
+  <w:abstractNum w:abstractNumId="2" w15:restartNumberingAfterBreak="0">
     <w:nsid w:val="7DA27B1F"/>
     <w:multiLevelType w:val="hybridMultilevel"/>
     <w:tmpl w:val="58787180"/>
@@ -3838,6 +4158,9 @@
     <w:abstractNumId w:val="0"/>
   </w:num>
   <w:num w:numId="2" w16cid:durableId="357969276">
+    <w:abstractNumId w:val="2"/>
+  </w:num>
+  <w:num w:numId="3" w16cid:durableId="291667597">
     <w:abstractNumId w:val="1"/>
   </w:num>
 </w:numbering>
@@ -4292,6 +4615,7 @@
   <w:style w:type="paragraph" w:styleId="BodyText">
     <w:name w:val="Body Text"/>
     <w:basedOn w:val="Normal"/>
+    <w:link w:val="BodyTextChar"/>
     <w:uiPriority w:val="1"/>
     <w:qFormat/>
   </w:style>
@@ -4324,6 +4648,39 @@
     <w:basedOn w:val="Normal"/>
     <w:uiPriority w:val="1"/>
     <w:qFormat/>
+  </w:style>
+  <w:style w:type="character" w:customStyle="1" w:styleId="BodyTextChar">
+    <w:name w:val="Body Text Char"/>
+    <w:basedOn w:val="DefaultParagraphFont"/>
+    <w:link w:val="BodyText"/>
+    <w:uiPriority w:val="1"/>
+    <w:rsid w:val="00E835BC"/>
+    <w:rPr>
+      <w:rFonts w:ascii="Arial" w:eastAsia="Arial" w:hAnsi="Arial" w:cs="Arial"/>
+    </w:rPr>
+  </w:style>
+  <w:style w:type="character" w:styleId="Hyperlink">
+    <w:name w:val="Hyperlink"/>
+    <w:basedOn w:val="DefaultParagraphFont"/>
+    <w:uiPriority w:val="99"/>
+    <w:unhideWhenUsed/>
+    <w:rsid w:val="00E835BC"/>
+    <w:rPr>
+      <w:color w:val="0000FF" w:themeColor="hyperlink"/>
+      <w:u w:val="single"/>
+    </w:rPr>
+  </w:style>
+  <w:style w:type="character" w:styleId="UnresolvedMention">
+    <w:name w:val="Unresolved Mention"/>
+    <w:basedOn w:val="DefaultParagraphFont"/>
+    <w:uiPriority w:val="99"/>
+    <w:semiHidden/>
+    <w:unhideWhenUsed/>
+    <w:rsid w:val="00E835BC"/>
+    <w:rPr>
+      <w:color w:val="605E5C"/>
+      <w:shd w:val="clear" w:color="auto" w:fill="E1DFDD"/>
+    </w:rPr>
   </w:style>
 </w:styles>
 </file>
